--- a/sept16-v204-assets/Capability_Formation_Free_Flagship_SOP_Sept16_2026_60MIN_v2.0.7_CANDIDATE.docx
+++ b/sept16-v204-assets/Capability_Formation_Free_Flagship_SOP_Sept16_2026_60MIN_v2.0.7_CANDIDATE.docx
@@ -44,7 +44,7 @@
                 <w:color w:val="E3D9C4"/>
                 <w:sz w:val="22"/>
               </w:rPr>
-              <w:t>Stay or Leave? — Live Career Growth Assessment  ·  v2.0.7 CANDIDATE  ·  Revised Sunday, August 30, 2026 at 12:35 PM CT</w:t>
+              <w:t>Stay or Leave? — Live Career Growth Assessment  ·  v2.0.7 CANDIDATE  ·  Revised Sunday, August 30, 2026 at 1:07 PM CT</w:t>
             </w:r>
           </w:p>
         </w:tc>
@@ -66,7 +66,7 @@
           <w:color w:val="B00000"/>
           <w:sz w:val="21"/>
         </w:rPr>
-        <w:t>PRODUCTION REVISION STAMP — Revised Sunday, August 30, 2026 at 12:35 PM CT</w:t>
+        <w:t>PRODUCTION REVISION STAMP — Revised Sunday, August 30, 2026 at 1:07 PM CT</w:t>
       </w:r>
     </w:p>
     <w:p>
@@ -3656,7 +3656,7 @@
               <w:rPr>
                 <w:sz w:val="19"/>
               </w:rPr>
-              <w:t>Zoom capacity is NOT unlimited and must not be described as such. Before promotion continues, record here the seat limit of the Zoom plan actually connected to this event and whatever Maven caps or requires. The family documents a 100-participant live capacity. Verify against registration before promotion continues. No webinar licence and no larger capacity may be claimed until it exists.</w:t>
+              <w:t>Zoom capacity is NOT unlimited and must not be described as such. Before promotion continues, record here the seat limit of the Zoom plan connected to this event and whatever Maven caps or requires, and verify both against registration. The family documents a 100-participant live capacity; no webinar licence and no larger capacity may be claimed until it exists.</w:t>
             </w:r>
           </w:p>
         </w:tc>
@@ -3776,7 +3776,7 @@
           <w:color w:val="000000"/>
           <w:sz w:val="19"/>
         </w:rPr>
-        <w:t>Field Kit and Private Read routes verified, or the close adjusted to say plainly that a route is not yet open.</w:t>
+        <w:t>Verify the current Field Kit route and price immediately before delivery. Confirm the Private Capability Position Read remains off the participant-facing continuation sequence unless its fulfillment path has been formally reopened.</w:t>
       </w:r>
     </w:p>
     <w:p>
@@ -4329,6 +4329,19 @@
     </w:p>
     <w:p>
       <w:pPr>
+        <w:pStyle w:val="ListBullet"/>
+        <w:spacing w:after="60"/>
+      </w:pPr>
+      <w:r>
+        <w:rPr>
+          <w:color w:val="000000"/>
+          <w:sz w:val="19"/>
+        </w:rPr>
+        <w:t>September 16 LinkedIn promotional sequence, already built in the current editorial publishing plan.</w:t>
+      </w:r>
+    </w:p>
+    <w:p>
+      <w:pPr>
         <w:spacing w:before="160" w:after="60"/>
       </w:pPr>
       <w:r>
@@ -4350,7 +4363,7 @@
           <w:color w:val="000000"/>
           <w:sz w:val="19"/>
         </w:rPr>
-        <w:t>Private Capability Position Read materials, booking flow and fulfillment. Being unbuilt, the offer is REMOVED from the continuation slide in deck v2.0.4 and is not pitched in Q&amp;A. It returns when a fulfillment path can be named here.</w:t>
+        <w:t>Private Capability Position Read materials, booking flow and fulfillment. Being unbuilt, the offer is off the continuation slide in deck v2.0.4 and out of Q&amp;A. It returns when a fulfillment path can be named here.</w:t>
       </w:r>
     </w:p>
     <w:p>
@@ -4394,7 +4407,7 @@
     </w:p>
     <w:p>
       <w:pPr>
-        <w:spacing w:before="60" w:after="60" w:line="40" w:lineRule="exact"/>
+        <w:spacing w:before="20" w:after="20" w:line="40" w:lineRule="exact"/>
         <w:pBdr>
           <w:bottom w:val="single" w:sz="6" w:space="1" w:color="B8C5D9"/>
         </w:pBdr>
@@ -4411,7 +4424,7 @@
           <w:color w:val="555555"/>
           <w:sz w:val="16"/>
         </w:rPr>
-        <w:t>FREE FLAGSHIP SOP — 60-MINUTE EDITION v2.0.7 CANDIDATE  ·  INTERNAL ONLY  ·  Revised Sunday, August 30, 2026 at 12:35 PM CT</w:t>
+        <w:t>FREE FLAGSHIP SOP v2.0.7 CANDIDATE  ·  INTERNAL ONLY  ·  Revised Sunday, August 30, 2026 at 1:07 PM CT</w:t>
       </w:r>
     </w:p>
     <w:sectPr>
